--- a/output/9-data-enrichment-tools-for-finding-sales-leads.docx
+++ b/output/9-data-enrichment-tools-for-finding-sales-leads.docx
@@ -1110,6 +1110,21 @@
         <w:pStyle w:val="Heading1"/>
       </w:pPr>
       <w:r>
+        <w:t>GDPR and compliance for data enrichment</w:t>
+      </w:r>
+    </w:p>
+    <w:p/>
+    <w:p>
+      <w:r>
+        <w:t>If your team sells into Europe, compliance matters. Apollo, ZoomInfo, and Cognism have faced scrutiny over GDPR and data sourcing. Scalelist is built for this: transparent sourcing, suppression support, and a compliance-first approach that US teams doing outreach in Europe can rely on.</w:t>
+      </w:r>
+    </w:p>
+    <w:p/>
+    <w:p>
+      <w:pPr>
+        <w:pStyle w:val="Heading1"/>
+      </w:pPr>
+      <w:r>
         <w:t>How data enrichment tools fit by region: US, Australia, Singapore</w:t>
       </w:r>
     </w:p>
